--- a/Final_Submission/AlphaGoZero_Presentation_Scripts.docx
+++ b/Final_Submission/AlphaGoZero_Presentation_Scripts.docx
@@ -648,7 +648,7 @@
     </w:p>
     <w:p>
       <w:r>
-        <w:t>Algorithm six decides whether a new network is really better. The candidate plays an arena match against the current best. Colours alternate, the first 8 moves are sampled so that the games differ, and games are capped at 500 moves. From iteration 8 onward we play 40 games, and the candidate must win at least 55 percent to be promoted.</w:t>
+        <w:t>Algorithm six decides whether a new network is really better. The candidate plays an arena match against the current best. Colours alternate, the first 8 moves are sampled so that the games differ, and games are capped at 500 moves. From iteration 8 onward we play 40 games, and the candidate must win at least 55 percent to be promoted. The paper is stricter: more than 55 percent over 400 games.</w:t>
       </w:r>
     </w:p>
     <w:p>
@@ -707,7 +707,7 @@
     </w:p>
     <w:p>
       <w:r>
-        <w:t>Iteration 9 is our final best model, and that result is statistically clear: about 2.8 standard errors above an even match. The other five candidates were rejected, but most of them scored between 45 and 52.5 percent, which is essentially a tie with the model they played, not a regression. This shows that the self-play loop really does produce stronger networks without any human data.</w:t>
+        <w:t>Iteration 9 is our final best model, and that result is unlikely to be luck: if the two models were equally strong, winning 29 or more of 40 games would happen less than 1 percent of the time. The other five candidates were rejected, but most of them scored between 45 and 52.5 percent, which is essentially a tie with the model they played, not a regression. This shows that the self-play loop really does produce stronger networks without any human data.</w:t>
       </w:r>
     </w:p>
     <w:p>
@@ -977,7 +977,7 @@
     </w:p>
     <w:p>
       <w:r>
-        <w:t>To run it, you pull the models, install the requirements and run train_batched.py with a stage number. Because self-play is saved in batches, a stopped run can be restarted with the same command. The project also has a test suite of 99 passing unit tests.</w:t>
+        <w:t>To run it, you pull the models, install the requirements and run train_batched.py with a stage number. Because self-play is saved in batches, a stopped run can be restarted with the same command. The project also has 101 unit tests, and all of them pass.</w:t>
       </w:r>
     </w:p>
     <w:p>
@@ -1021,7 +1021,7 @@
     </w:p>
     <w:p>
       <w:r>
-        <w:t>To conclude: we implemented the complete AlphaGo Zero loop, with Go rules, a dual-head residual network, PUCT tree search, self-play, training and arena evaluation, and trained it from scratch on a single laptop. Over ten iterations three models were promoted, and iteration 9 is our best, winning 72.5 percent against its predecessor.</w:t>
+        <w:t>To conclude: we implemented a scaled-down version of the AlphaGo Zero loop, with Go rules, a dual-head residual network, PUCT tree search, self-play, training and arena evaluation, and trained it from scratch on a single laptop. Over ten iterations three models were promoted, and iteration 9 is our best, winning 72.5 percent against its predecessor.</w:t>
       </w:r>
     </w:p>
     <w:p>
